--- a/HW05_A2_LD.docx
+++ b/HW05_A2_LD.docx
@@ -516,11 +516,19 @@
                 <w:rFonts w:hint="default"/>
               </w:rPr>
             </w:pPr>
+            <w:commentRangeStart w:id="0"/>
             <w:r>
               <w:rPr>
                 <w:rFonts w:hint="default"/>
               </w:rPr>
               <w:t>def getNumbers(dataList,category):</w:t>
+            </w:r>
+            <w:commentRangeEnd w:id="0"/>
+            <w:r>
+              <w:rPr>
+                <w:rStyle w:val="CommentReference"/>
+              </w:rPr>
+              <w:commentReference w:id="0"/>
             </w:r>
           </w:p>
           <w:p>
@@ -671,12 +679,20 @@
                 <w:lang w:val="en-US" w:eastAsia="zh-CN"/>
               </w:rPr>
             </w:pPr>
+            <w:commentRangeStart w:id="1"/>
             <w:r>
               <w:rPr>
                 <w:rFonts w:hint="eastAsia" w:eastAsia="SimSun"/>
                 <w:lang w:val="en-US" w:eastAsia="zh-CN"/>
               </w:rPr>
               <w:t>The file will automatically be created as the FileName stated.</w:t>
+            </w:r>
+            <w:commentRangeEnd w:id="1"/>
+            <w:r>
+              <w:rPr>
+                <w:rStyle w:val="CommentReference"/>
+              </w:rPr>
+              <w:commentReference w:id="1"/>
             </w:r>
           </w:p>
           <w:p>
@@ -946,6 +962,7 @@
             <w:pPr>
               <w:spacing w:line="240" w:lineRule="auto"/>
             </w:pPr>
+            <w:commentRangeStart w:id="2"/>
             <w:r>
               <w:rPr>
                 <w:rFonts w:ascii="SimSun" w:hAnsi="SimSun" w:eastAsia="SimSun" w:cs="SimSun"/>
@@ -993,6 +1010,13 @@
                   </a:graphic>
                 </wp:inline>
               </w:drawing>
+            </w:r>
+            <w:commentRangeEnd w:id="2"/>
+            <w:r>
+              <w:rPr>
+                <w:rStyle w:val="CommentReference"/>
+              </w:rPr>
+              <w:commentReference w:id="2"/>
             </w:r>
           </w:p>
         </w:tc>
@@ -1272,12 +1296,20 @@
                 <w:lang w:val="en-US" w:eastAsia="zh-CN"/>
               </w:rPr>
             </w:pPr>
+            <w:commentRangeStart w:id="3"/>
             <w:r>
               <w:rPr>
                 <w:rFonts w:hint="eastAsia" w:eastAsia="SimSun"/>
                 <w:lang w:val="en-US" w:eastAsia="zh-CN"/>
               </w:rPr>
               <w:t>A procedure that defines the attributes of a class and regulate their datatype in some languages.</w:t>
+            </w:r>
+            <w:commentRangeEnd w:id="3"/>
+            <w:r>
+              <w:rPr>
+                <w:rStyle w:val="CommentReference"/>
+              </w:rPr>
+              <w:commentReference w:id="3"/>
             </w:r>
           </w:p>
           <w:p>
@@ -1388,11 +1420,19 @@
                 <w:rFonts w:hint="default"/>
               </w:rPr>
             </w:pPr>
+            <w:commentRangeStart w:id="4"/>
             <w:r>
               <w:rPr>
                 <w:rFonts w:hint="default"/>
               </w:rPr>
               <w:t>class Bike:</w:t>
+            </w:r>
+            <w:commentRangeEnd w:id="4"/>
+            <w:r>
+              <w:rPr>
+                <w:rStyle w:val="CommentReference"/>
+              </w:rPr>
+              <w:commentReference w:id="4"/>
             </w:r>
           </w:p>
           <w:p>
@@ -3213,6 +3253,7 @@
                 <w:lang w:val="en-US" w:eastAsia="zh-CN"/>
               </w:rPr>
             </w:pPr>
+            <w:commentRangeStart w:id="5"/>
             <w:r>
               <w:rPr>
                 <w:rFonts w:hint="eastAsia" w:eastAsia="SimSun"/>
@@ -3241,6 +3282,13 @@
                 <w:lang w:val="en-US" w:eastAsia="zh-CN"/>
               </w:rPr>
               <w:t>will be be executed.</w:t>
+            </w:r>
+            <w:commentRangeEnd w:id="5"/>
+            <w:r>
+              <w:rPr>
+                <w:rStyle w:val="CommentReference"/>
+              </w:rPr>
+              <w:commentReference w:id="5"/>
             </w:r>
           </w:p>
           <w:p>
@@ -3397,12 +3445,20 @@
                 <w:lang w:val="en-US" w:eastAsia="zh-CN"/>
               </w:rPr>
             </w:pPr>
+            <w:commentRangeStart w:id="6"/>
             <w:r>
               <w:rPr>
                 <w:rFonts w:hint="eastAsia" w:eastAsia="SimSun"/>
                 <w:lang w:val="en-US" w:eastAsia="zh-CN"/>
               </w:rPr>
               <w:t>Variable in a program is changable and can be changed by reassign a new value easily.</w:t>
+            </w:r>
+            <w:commentRangeEnd w:id="6"/>
+            <w:r>
+              <w:rPr>
+                <w:rStyle w:val="CommentReference"/>
+              </w:rPr>
+              <w:commentReference w:id="6"/>
             </w:r>
           </w:p>
           <w:p>
@@ -3581,12 +3637,20 @@
                 <w:lang w:val="en-US" w:eastAsia="zh-CN"/>
               </w:rPr>
             </w:pPr>
+            <w:commentRangeStart w:id="7"/>
             <w:r>
               <w:rPr>
                 <w:rFonts w:hint="eastAsia" w:eastAsia="SimSun"/>
                 <w:lang w:val="en-US" w:eastAsia="zh-CN"/>
               </w:rPr>
               <w:t>Records are stored in a sorted order of a key field.</w:t>
+            </w:r>
+            <w:commentRangeEnd w:id="7"/>
+            <w:r>
+              <w:rPr>
+                <w:rStyle w:val="CommentReference"/>
+              </w:rPr>
+              <w:commentReference w:id="7"/>
             </w:r>
           </w:p>
           <w:p>
@@ -3624,6 +3688,139 @@
     </w:sectPr>
   </w:body>
 </w:document>
+</file>
+
+<file path=word/comments.xml><?xml version="1.0" encoding="utf-8"?>
+<w:comments xmlns:a="http://schemas.openxmlformats.org/drawingml/2006/main" xmlns:pic="http://schemas.openxmlformats.org/drawingml/2006/picture" xmlns:r="http://schemas.openxmlformats.org/officeDocument/2006/relationships" xmlns:w="http://schemas.openxmlformats.org/wordprocessingml/2006/main" xmlns:wp="http://schemas.openxmlformats.org/drawingml/2006/wordprocessingDrawing" xmlns:mc="http://schemas.openxmlformats.org/markup-compatibility/2006" xmlns:a14="http://schemas.microsoft.com/office/drawing/2010/main" xmlns:w14="http://schemas.microsoft.com/office/word/2010/wordml" xmlns:wpc="http://schemas.microsoft.com/office/word/2010/wordprocessingCanvas">
+  <w:comment w:id="0" w:author="Teacher" w:initials="T" w:date="2026-10-30T01:17:10Z">
+    <w:p>
+      <w:pPr>
+        <w:pStyle w:val="CommentText"/>
+      </w:pPr>
+      <w:r>
+        <w:rPr>
+          <w:rStyle w:val="CommentReference"/>
+        </w:rPr>
+        <w:annotationRef/>
+      </w:r>
+      <w:r>
+        <w:t>10/12 - Two points are missing: the weight is appended as a string, not converted with int(), and the function has no return statement, so it returns None. (-2)</w:t>
+      </w:r>
+    </w:p>
+  </w:comment>
+  <w:comment w:id="1" w:author="Teacher" w:initials="T" w:date="2026-10-30T01:17:10Z">
+    <w:p>
+      <w:pPr>
+        <w:pStyle w:val="CommentText"/>
+      </w:pPr>
+      <w:r>
+        <w:rPr>
+          <w:rStyle w:val="CommentReference"/>
+        </w:rPr>
+        <w:annotationRef/>
+      </w:r>
+      <w:r>
+        <w:t>0/6 - This is not what happens. Opening a file that does not exist in mode 'r' raises FileNotFoundError and, unless the exception is handled, the program stops. The mode that creates the file is 'w' (write), and 'a' also creates it - but neither can read the data back. (-6)</w:t>
+      </w:r>
+    </w:p>
+  </w:comment>
+  <w:comment w:id="2" w:author="Teacher" w:initials="T" w:date="2026-10-30T01:17:10Z">
+    <w:p>
+      <w:pPr>
+        <w:pStyle w:val="CommentText"/>
+      </w:pPr>
+      <w:r>
+        <w:rPr>
+          <w:rStyle w:val="CommentReference"/>
+        </w:rPr>
+        <w:annotationRef/>
+      </w:r>
+      <w:r>
+        <w:t>Full marks. - The screenshot is accepted (follow-through): [12, 9, 18] is the correct output, although the getNumbers() in (b) as written returns None - so the version you ran must have had the return statement. The answer box must hold exactly the version you ran.</w:t>
+      </w:r>
+    </w:p>
+  </w:comment>
+  <w:comment w:id="3" w:author="Teacher" w:initials="T" w:date="2026-10-30T01:17:10Z">
+    <w:p>
+      <w:pPr>
+        <w:pStyle w:val="CommentText"/>
+      </w:pPr>
+      <w:r>
+        <w:rPr>
+          <w:rStyle w:val="CommentReference"/>
+        </w:rPr>
+        <w:annotationRef/>
+      </w:r>
+      <w:r>
+        <w:t>2/4 - A constructor is called automatically when a new object is created - that is the main point - and it initialises the attributes from its parameters. (-2)</w:t>
+      </w:r>
+    </w:p>
+  </w:comment>
+  <w:comment w:id="4" w:author="Teacher" w:initials="T" w:date="2026-10-30T01:17:10Z">
+    <w:p>
+      <w:pPr>
+        <w:pStyle w:val="CommentText"/>
+      </w:pPr>
+      <w:r>
+        <w:rPr>
+          <w:rStyle w:val="CommentReference"/>
+        </w:rPr>
+        <w:annotationRef/>
+      </w:r>
+      <w:r>
+        <w:t>8/12 - Two problems: the attributes are set as Bike.__BikeID etc., which creates class attributes shared by every object rather than instance attributes (use self.__BikeID), and SetRate() has no 1.0 &lt;= newRate &lt;= 20.0 check. (-4)</w:t>
+      </w:r>
+    </w:p>
+  </w:comment>
+  <w:comment w:id="5" w:author="Teacher" w:initials="T" w:date="2026-10-30T01:17:10Z">
+    <w:p>
+      <w:pPr>
+        <w:pStyle w:val="CommentText"/>
+      </w:pPr>
+      <w:r>
+        <w:rPr>
+          <w:rStyle w:val="CommentReference"/>
+        </w:rPr>
+        <w:annotationRef/>
+      </w:r>
+      <w:r>
+        <w:t>1/6 - Detect an empty tree by testing rootPointer = nullPointer (-1) before the loop, and return a value that signals 'empty', e.g. -1. If the case is not handled, itemPointer becomes -1 and myTree[-1] is read; in Python -1 wraps round to the last array element, so the wrong node is used. (-5)</w:t>
+      </w:r>
+    </w:p>
+  </w:comment>
+  <w:comment w:id="6" w:author="Teacher" w:initials="T" w:date="2026-10-30T01:17:10Z">
+    <w:p>
+      <w:pPr>
+        <w:pStyle w:val="CommentText"/>
+      </w:pPr>
+      <w:r>
+        <w:rPr>
+          <w:rStyle w:val="CommentReference"/>
+        </w:rPr>
+        <w:annotationRef/>
+      </w:r>
+      <w:r>
+        <w:t>1/3 - The answer is about editing, not about storage. A variable is held in main memory and its value is lost when the program ends; a text file is held on secondary storage and keeps its contents after the program has finished. (-2)</w:t>
+      </w:r>
+    </w:p>
+  </w:comment>
+  <w:comment w:id="7" w:author="Teacher" w:initials="T" w:date="2026-10-30T01:17:10Z">
+    <w:p>
+      <w:pPr>
+        <w:pStyle w:val="CommentText"/>
+      </w:pPr>
+      <w:r>
+        <w:rPr>
+          <w:rStyle w:val="CommentReference"/>
+        </w:rPr>
+        <w:annotationRef/>
+      </w:r>
+      <w:r>
+        <w:t>0/2 - This describes a sequential FILE ORGANISATION, not sequential ACCESS. Sequential access means the file is processed from the beginning, one item after another in order, until the required data is found or the end of the file is reached. (-2)</w:t>
+      </w:r>
+    </w:p>
+  </w:comment>
+</w:comments>
 </file>
 
 <file path=word/endnotes.xml><?xml version="1.0" encoding="utf-8"?>
